--- a/onagawa_water_tariff/04_prefecture_unification/01_final_deliverables/宮城県水道料金体系統一化_検討報告書.docx
+++ b/onagawa_water_tariff/04_prefecture_unification/01_final_deliverables/宮城県水道料金体系統一化_検討報告書.docx
@@ -870,7 +870,7 @@
                 <w:sz w:val="17"/>
                 <w:szCs w:val="17"/>
               </w:rPr>
-              <w:t xml:space="preserve">+0.01億円(+3%)</w:t>
+              <w:t xml:space="preserve">+0.02億円(+4.0%)</w:t>
             </w:r>
           </w:p>
         </w:tc>
@@ -984,7 +984,7 @@
                 <w:sz w:val="17"/>
                 <w:szCs w:val="17"/>
               </w:rPr>
-              <w:t xml:space="preserve">2.77億円</w:t>
+              <w:t xml:space="preserve">2.80億円</w:t>
             </w:r>
           </w:p>
         </w:tc>
@@ -1012,7 +1012,7 @@
                 <w:sz w:val="17"/>
                 <w:szCs w:val="17"/>
               </w:rPr>
-              <w:t xml:space="preserve">-5.57億円(-66.8%)</w:t>
+              <w:t xml:space="preserve">-5.54億円(-66.4%)</w:t>
             </w:r>
           </w:p>
         </w:tc>
@@ -1126,7 +1126,7 @@
                 <w:sz w:val="17"/>
                 <w:szCs w:val="17"/>
               </w:rPr>
-              <w:t xml:space="preserve">4.16億円</w:t>
+              <w:t xml:space="preserve">4.20億円</w:t>
             </w:r>
           </w:p>
         </w:tc>
@@ -1154,7 +1154,7 @@
                 <w:sz w:val="17"/>
                 <w:szCs w:val="17"/>
               </w:rPr>
-              <w:t xml:space="preserve">-8.83億円(-67.9%)</w:t>
+              <w:t xml:space="preserve">-8.79億円(-67.6%)</w:t>
             </w:r>
           </w:p>
         </w:tc>
@@ -1268,7 +1268,7 @@
                 <w:sz w:val="17"/>
                 <w:szCs w:val="17"/>
               </w:rPr>
-              <w:t xml:space="preserve">2.08億円</w:t>
+              <w:t xml:space="preserve">2.10億円</w:t>
             </w:r>
           </w:p>
         </w:tc>
@@ -1296,7 +1296,7 @@
                 <w:sz w:val="17"/>
                 <w:szCs w:val="17"/>
               </w:rPr>
-              <w:t xml:space="preserve">-3.88億円(-65.1%)</w:t>
+              <w:t xml:space="preserve">-3.86億円(-64.8%)</w:t>
             </w:r>
           </w:p>
         </w:tc>
@@ -10961,25 +10961,25 @@
           <w:sz w:val="22"/>
           <w:szCs w:val="22"/>
         </w:rPr>
-        <w:t xml:space="preserve">4団体合計では年間約18億円の負担軽減(現行27.72億円→9.45億円)となる試算。これは産業界全体への大きな支援効果を持つ一方、水道事業会計には収入減となる。この収入減については以下の対応が必要。</w:t>
-      </w:r>
-    </w:p>
-    <w:p>
-      <w:pPr>
-        <w:pStyle w:val="ListParagraph"/>
-        <w:numPr>
-          <w:ilvl w:val="0"/>
-          <w:numId w:val="2"/>
-        </w:numPr>
-        <w:spacing w:after="40" w:before="40" w:line="320"/>
-      </w:pPr>
-      <w:r>
-        <w:rPr>
-          <w:rFonts w:ascii="游明朝" w:cs="游明朝" w:eastAsia="游明朝" w:hAnsi="游明朝"/>
-          <w:sz w:val="22"/>
-          <w:szCs w:val="22"/>
-        </w:rPr>
-        <w:t xml:space="preserve">水道事業会計の収入減(約18億円/年)は、家庭用料金の若干の上方修正と統合による効率化(管理部門の合理化、調達の集約等)で吸収</w:t>
+        <w:t xml:space="preserve">4団体合計では年間約18億円の負担軽減(現行27.72億円→9.55億円)となる試算。ただしこれは、生産用水用区分を4団体の全水産加工業者に一律適用した場合の上限値であり、実際の制度設計では適用基準(月間使用量下限・業種指定)による絞り込みが前提となる。同額が水道事業会計の収入減となるため、対象範囲と補填財源を先に確定させる必要がある。</w:t>
+      </w:r>
+    </w:p>
+    <w:p>
+      <w:pPr>
+        <w:pStyle w:val="ListParagraph"/>
+        <w:numPr>
+          <w:ilvl w:val="0"/>
+          <w:numId w:val="2"/>
+        </w:numPr>
+        <w:spacing w:after="40" w:before="40" w:line="320"/>
+      </w:pPr>
+      <w:r>
+        <w:rPr>
+          <w:rFonts w:ascii="游明朝" w:cs="游明朝" w:eastAsia="游明朝" w:hAnsi="游明朝"/>
+          <w:sz w:val="22"/>
+          <w:szCs w:val="22"/>
+        </w:rPr>
+        <w:t xml:space="preserve">収入減の規模は4団体の水産加工業からの現行収入27.72億円の約3分の2にあたるため、家庭用料金の調整や統合による効率化のみで吸収できる水準ではない。まず適用対象を限定したうえで、必要となる補填財源の規模を個別に算定する</w:t>
       </w:r>
     </w:p>
     <w:p>
@@ -12500,7 +12500,7 @@
           <w:sz w:val="22"/>
           <w:szCs w:val="22"/>
         </w:rPr>
-        <w:t xml:space="preserve">日本水道協会『水道料金表』(令和2年4月1日現在)</w:t>
+        <w:t xml:space="preserve">日本水道協会『水道料金表』(令和6年4月1日現在)</w:t>
       </w:r>
     </w:p>
     <w:p>
